--- a/docs/formatos/inspecciones/INSP-03 Pruebas Grupos Generadores El Mauro.docx
+++ b/docs/formatos/inspecciones/INSP-03 Pruebas Grupos Generadores El Mauro.docx
@@ -1205,39 +1205,7 @@
                 <w:rFonts w:ascii="Calibri" w:hAnsi="Calibri" w:cs="Calibri"/>
                 <w:sz w:val="20"/>
               </w:rPr>
-              <w:t>Temperatura de aceite (</w:t>
-            </w:r>
-            <w:proofErr w:type="spellStart"/>
-            <w:r>
-              <w:rPr>
-                <w:rFonts w:ascii="Calibri" w:hAnsi="Calibri" w:cs="Calibri"/>
-                <w:sz w:val="20"/>
-              </w:rPr>
-              <w:t>C</w:t>
-            </w:r>
-            <w:proofErr w:type="gramStart"/>
-            <w:r>
-              <w:rPr>
-                <w:rFonts w:ascii="Calibri" w:hAnsi="Calibri" w:cs="Calibri"/>
-                <w:sz w:val="20"/>
-              </w:rPr>
-              <w:t>°</w:t>
-            </w:r>
-            <w:proofErr w:type="spellEnd"/>
-            <w:r>
-              <w:rPr>
-                <w:rFonts w:ascii="Calibri" w:hAnsi="Calibri" w:cs="Calibri"/>
-                <w:sz w:val="20"/>
-              </w:rPr>
-              <w:t xml:space="preserve">)   </w:t>
-            </w:r>
-            <w:proofErr w:type="gramEnd"/>
-            <w:r>
-              <w:rPr>
-                <w:rFonts w:ascii="Calibri" w:hAnsi="Calibri" w:cs="Calibri"/>
-                <w:sz w:val="20"/>
-              </w:rPr>
-              <w:t xml:space="preserve">                   </w:t>
+              <w:t xml:space="preserve">Temperatura de aceite (C°)                      </w:t>
             </w:r>
           </w:p>
         </w:tc>
@@ -1296,39 +1264,7 @@
                 <w:rFonts w:ascii="Calibri" w:hAnsi="Calibri" w:cs="Calibri"/>
                 <w:sz w:val="20"/>
               </w:rPr>
-              <w:t>Temperatura de Refrigerante (</w:t>
-            </w:r>
-            <w:proofErr w:type="spellStart"/>
-            <w:r>
-              <w:rPr>
-                <w:rFonts w:ascii="Calibri" w:hAnsi="Calibri" w:cs="Calibri"/>
-                <w:sz w:val="20"/>
-              </w:rPr>
-              <w:t>C</w:t>
-            </w:r>
-            <w:proofErr w:type="gramStart"/>
-            <w:r>
-              <w:rPr>
-                <w:rFonts w:ascii="Calibri" w:hAnsi="Calibri" w:cs="Calibri"/>
-                <w:sz w:val="20"/>
-              </w:rPr>
-              <w:t>°</w:t>
-            </w:r>
-            <w:proofErr w:type="spellEnd"/>
-            <w:r>
-              <w:rPr>
-                <w:rFonts w:ascii="Calibri" w:hAnsi="Calibri" w:cs="Calibri"/>
-                <w:sz w:val="20"/>
-              </w:rPr>
-              <w:t xml:space="preserve">)   </w:t>
-            </w:r>
-            <w:proofErr w:type="gramEnd"/>
-            <w:r>
-              <w:rPr>
-                <w:rFonts w:ascii="Calibri" w:hAnsi="Calibri" w:cs="Calibri"/>
-                <w:sz w:val="20"/>
-              </w:rPr>
-              <w:t xml:space="preserve">                                </w:t>
+              <w:t xml:space="preserve">Temperatura de Refrigerante (C°)                                   </w:t>
             </w:r>
           </w:p>
         </w:tc>
@@ -1800,15 +1736,7 @@
                 <w:rFonts w:ascii="Calibri" w:hAnsi="Calibri" w:cs="Calibri"/>
                 <w:sz w:val="20"/>
               </w:rPr>
-              <w:t>Energía actual (</w:t>
-            </w:r>
-            <w:proofErr w:type="gramStart"/>
-            <w:r>
-              <w:rPr>
-                <w:rFonts w:ascii="Calibri" w:hAnsi="Calibri" w:cs="Calibri"/>
-                <w:sz w:val="20"/>
-              </w:rPr>
-              <w:t>KWH</w:t>
+              <w:t>Energía actual (KWH</w:t>
             </w:r>
             <w:r>
               <w:rPr>
@@ -1822,15 +1750,7 @@
                 <w:rFonts w:ascii="Calibri" w:hAnsi="Calibri" w:cs="Calibri"/>
                 <w:sz w:val="20"/>
               </w:rPr>
-              <w:t xml:space="preserve">   </w:t>
-            </w:r>
-            <w:proofErr w:type="gramEnd"/>
-            <w:r>
-              <w:rPr>
-                <w:rFonts w:ascii="Calibri" w:hAnsi="Calibri" w:cs="Calibri"/>
-                <w:sz w:val="20"/>
-              </w:rPr>
-              <w:t xml:space="preserve">                                                                                </w:t>
+              <w:t xml:space="preserve">                                                                                   </w:t>
             </w:r>
           </w:p>
         </w:tc>
@@ -4953,6 +4873,9 @@
         <w:gridCol w:w="10768"/>
       </w:tblGrid>
       <w:tr>
+        <w:trPr>
+          <w:trHeight w:val="1759"/>
+        </w:trPr>
         <w:tc>
           <w:tcPr>
             <w:tcW w:w="10768" w:type="dxa"/>

--- a/docs/formatos/inspecciones/INSP-03 Pruebas Grupos Generadores El Mauro.docx
+++ b/docs/formatos/inspecciones/INSP-03 Pruebas Grupos Generadores El Mauro.docx
@@ -430,74 +430,6 @@
                 <w:szCs w:val="20"/>
               </w:rPr>
               <w:t xml:space="preserve"> </w:t>
-            </w:r>
-          </w:p>
-        </w:tc>
-      </w:tr>
-      <w:tr>
-        <w:trPr>
-          <w:trHeight w:val="300"/>
-          <w:jc w:val="center"/>
-        </w:trPr>
-        <w:tc>
-          <w:tcPr>
-            <w:tcW w:w="4890" w:type="dxa"/>
-            <w:tcBorders>
-              <w:top w:val="none" w:sz="0" w:space="0" w:color="000000"/>
-              <w:left w:val="single" w:sz="4" w:space="0" w:color="000000"/>
-              <w:bottom w:val="single" w:sz="4" w:space="0" w:color="000000"/>
-            </w:tcBorders>
-            <w:vAlign w:val="center"/>
-          </w:tcPr>
-          <w:p>
-            <w:r>
-              <w:rPr>
-                <w:rFonts w:ascii="Calibri" w:hAnsi="Calibri" w:cs="Calibri"/>
-                <w:b/>
-                <w:bCs/>
-                <w:color w:val="000000"/>
-                <w:sz w:val="20"/>
-              </w:rPr>
-              <w:t>Participantes:</w:t>
-            </w:r>
-            <w:r>
-              <w:t xml:space="preserve"> </w:t>
-            </w:r>
-          </w:p>
-        </w:tc>
-        <w:tc>
-          <w:tcPr>
-            <w:tcW w:w="5170" w:type="dxa"/>
-            <w:tcBorders>
-              <w:top w:val="none" w:sz="0" w:space="0" w:color="000000"/>
-              <w:left w:val="single" w:sz="4" w:space="0" w:color="000000"/>
-              <w:bottom w:val="single" w:sz="4" w:space="0" w:color="000000"/>
-              <w:right w:val="single" w:sz="4" w:space="0" w:color="000000"/>
-            </w:tcBorders>
-            <w:vAlign w:val="center"/>
-          </w:tcPr>
-          <w:p>
-            <w:r>
-              <w:rPr>
-                <w:rFonts w:ascii="Calibri" w:hAnsi="Calibri" w:cs="Calibri"/>
-                <w:b/>
-                <w:bCs/>
-                <w:color w:val="000000"/>
-                <w:sz w:val="20"/>
-                <w:szCs w:val="20"/>
-              </w:rPr>
-              <w:t>Firma</w:t>
-            </w:r>
-            <w:r>
-              <w:rPr>
-                <w:rFonts w:ascii="Calibri" w:hAnsi="Calibri" w:cs="Calibri"/>
-                <w:b/>
-                <w:bCs/>
-                <w:color w:val="000000"/>
-                <w:sz w:val="20"/>
-                <w:szCs w:val="20"/>
-              </w:rPr>
-              <w:t xml:space="preserve">: </w:t>
             </w:r>
           </w:p>
         </w:tc>

--- a/docs/formatos/inspecciones/INSP-03 Pruebas Grupos Generadores El Mauro.docx
+++ b/docs/formatos/inspecciones/INSP-03 Pruebas Grupos Generadores El Mauro.docx
@@ -430,6 +430,74 @@
                 <w:szCs w:val="20"/>
               </w:rPr>
               <w:t xml:space="preserve"> </w:t>
+            </w:r>
+          </w:p>
+        </w:tc>
+      </w:tr>
+      <w:tr>
+        <w:trPr>
+          <w:trHeight w:val="300"/>
+          <w:jc w:val="center"/>
+        </w:trPr>
+        <w:tc>
+          <w:tcPr>
+            <w:tcW w:w="4890" w:type="dxa"/>
+            <w:tcBorders>
+              <w:top w:val="none" w:sz="0" w:space="0" w:color="000000"/>
+              <w:left w:val="single" w:sz="4" w:space="0" w:color="000000"/>
+              <w:bottom w:val="single" w:sz="4" w:space="0" w:color="000000"/>
+            </w:tcBorders>
+            <w:vAlign w:val="center"/>
+          </w:tcPr>
+          <w:p>
+            <w:r>
+              <w:rPr>
+                <w:rFonts w:ascii="Calibri" w:hAnsi="Calibri" w:cs="Calibri"/>
+                <w:b/>
+                <w:bCs/>
+                <w:color w:val="000000"/>
+                <w:sz w:val="20"/>
+              </w:rPr>
+              <w:t>Participantes:</w:t>
+            </w:r>
+            <w:r>
+              <w:t xml:space="preserve"> </w:t>
+            </w:r>
+          </w:p>
+        </w:tc>
+        <w:tc>
+          <w:tcPr>
+            <w:tcW w:w="5170" w:type="dxa"/>
+            <w:tcBorders>
+              <w:top w:val="none" w:sz="0" w:space="0" w:color="000000"/>
+              <w:left w:val="single" w:sz="4" w:space="0" w:color="000000"/>
+              <w:bottom w:val="single" w:sz="4" w:space="0" w:color="000000"/>
+              <w:right w:val="single" w:sz="4" w:space="0" w:color="000000"/>
+            </w:tcBorders>
+            <w:vAlign w:val="center"/>
+          </w:tcPr>
+          <w:p>
+            <w:r>
+              <w:rPr>
+                <w:rFonts w:ascii="Calibri" w:hAnsi="Calibri" w:cs="Calibri"/>
+                <w:b/>
+                <w:bCs/>
+                <w:color w:val="000000"/>
+                <w:sz w:val="20"/>
+                <w:szCs w:val="20"/>
+              </w:rPr>
+              <w:t/>
+            </w:r>
+            <w:r>
+              <w:rPr>
+                <w:rFonts w:ascii="Calibri" w:hAnsi="Calibri" w:cs="Calibri"/>
+                <w:b/>
+                <w:bCs/>
+                <w:color w:val="000000"/>
+                <w:sz w:val="20"/>
+                <w:szCs w:val="20"/>
+              </w:rPr>
+              <w:t xml:space="preserve"/>
             </w:r>
           </w:p>
         </w:tc>

--- a/docs/formatos/inspecciones/INSP-03 Pruebas Grupos Generadores El Mauro.docx
+++ b/docs/formatos/inspecciones/INSP-03 Pruebas Grupos Generadores El Mauro.docx
@@ -461,7 +461,7 @@
               <w:t>Participantes:</w:t>
             </w:r>
             <w:r>
-              <w:t xml:space="preserve"> </w:t>
+              <w:t xml:space="preserve"/>
             </w:r>
           </w:p>
         </w:tc>
@@ -527,7 +527,7 @@
                 <w:sz w:val="20"/>
                 <w:szCs w:val="20"/>
               </w:rPr>
-              <w:t>Encargado actividad:</w:t>
+              <w:t>Encargado de la actividad:</w:t>
             </w:r>
             <w:r>
               <w:rPr>
@@ -538,7 +538,7 @@
                 <w:sz w:val="20"/>
                 <w:szCs w:val="20"/>
               </w:rPr>
-              <w:t> </w:t>
+              <w:t/>
             </w:r>
           </w:p>
         </w:tc>
@@ -563,7 +563,7 @@
                 <w:sz w:val="20"/>
                 <w:szCs w:val="20"/>
               </w:rPr>
-              <w:t xml:space="preserve">Firma </w:t>
+              <w:t xml:space="preserve">Firma:</w:t>
             </w:r>
             <w:r>
               <w:rPr>
@@ -574,7 +574,7 @@
                 <w:sz w:val="20"/>
                 <w:szCs w:val="20"/>
               </w:rPr>
-              <w:t xml:space="preserve">de </w:t>
+              <w:t xml:space="preserve"/>
             </w:r>
             <w:r>
               <w:rPr>
@@ -585,7 +585,7 @@
                 <w:sz w:val="20"/>
                 <w:szCs w:val="20"/>
               </w:rPr>
-              <w:t xml:space="preserve">encargado: </w:t>
+              <w:t xml:space="preserve"/>
             </w:r>
           </w:p>
         </w:tc>
@@ -615,7 +615,7 @@
                 <w:sz w:val="20"/>
                 <w:szCs w:val="20"/>
               </w:rPr>
-              <w:t xml:space="preserve">Supervisor </w:t>
+              <w:t xml:space="preserve">Supervisor Bbosch:</w:t>
             </w:r>
             <w:r>
               <w:rPr>
@@ -626,7 +626,7 @@
                 <w:sz w:val="20"/>
                 <w:szCs w:val="20"/>
               </w:rPr>
-              <w:t>Bbosch</w:t>
+              <w:t/>
             </w:r>
             <w:r>
               <w:rPr>
@@ -637,7 +637,7 @@
                 <w:sz w:val="20"/>
                 <w:szCs w:val="20"/>
               </w:rPr>
-              <w:t>:</w:t>
+              <w:t/>
             </w:r>
             <w:r>
               <w:rPr>
@@ -648,7 +648,7 @@
                 <w:sz w:val="20"/>
                 <w:szCs w:val="20"/>
               </w:rPr>
-              <w:t xml:space="preserve"> </w:t>
+              <w:t xml:space="preserve"/>
             </w:r>
           </w:p>
         </w:tc>
@@ -682,7 +682,7 @@
                 <w:color w:val="000000"/>
                 <w:sz w:val="20"/>
               </w:rPr>
-              <w:t xml:space="preserve"> </w:t>
+              <w:t xml:space="preserve"/>
             </w:r>
           </w:p>
         </w:tc>
@@ -712,7 +712,7 @@
                 <w:sz w:val="20"/>
                 <w:szCs w:val="20"/>
               </w:rPr>
-              <w:t xml:space="preserve">Planificador </w:t>
+              <w:t xml:space="preserve">Planificador Bbosch:</w:t>
             </w:r>
             <w:r>
               <w:rPr>
@@ -723,7 +723,7 @@
                 <w:sz w:val="20"/>
                 <w:szCs w:val="20"/>
               </w:rPr>
-              <w:t>Bbosch</w:t>
+              <w:t/>
             </w:r>
             <w:r>
               <w:rPr>
@@ -734,7 +734,7 @@
                 <w:sz w:val="20"/>
                 <w:szCs w:val="20"/>
               </w:rPr>
-              <w:t xml:space="preserve">: </w:t>
+              <w:t xml:space="preserve"/>
             </w:r>
           </w:p>
         </w:tc>
@@ -768,7 +768,7 @@
                 <w:color w:val="000000"/>
                 <w:sz w:val="20"/>
               </w:rPr>
-              <w:t xml:space="preserve"> </w:t>
+              <w:t xml:space="preserve"/>
             </w:r>
           </w:p>
         </w:tc>

--- a/docs/formatos/inspecciones/INSP-03 Pruebas Grupos Generadores El Mauro.docx
+++ b/docs/formatos/inspecciones/INSP-03 Pruebas Grupos Generadores El Mauro.docx
@@ -4572,223 +4572,6 @@
             <w:r>
               <w:t xml:space="preserve"> </w:t>
             </w:r>
-          </w:p>
-        </w:tc>
-      </w:tr>
-      <w:tr>
-        <w:trPr>
-          <w:trHeight w:val="416"/>
-        </w:trPr>
-        <w:tc>
-          <w:tcPr>
-            <w:tcW w:w="10639" w:type="dxa"/>
-            <w:gridSpan w:val="4"/>
-            <w:tcBorders>
-              <w:top w:val="single" w:sz="18" w:space="0" w:color="000000"/>
-              <w:left w:val="single" w:sz="18" w:space="0" w:color="000000"/>
-              <w:bottom w:val="single" w:sz="8" w:space="0" w:color="000000"/>
-              <w:right w:val="single" w:sz="18" w:space="0" w:color="000000"/>
-            </w:tcBorders>
-            <w:shd w:val="clear" w:color="auto" w:fill="D9D9D9"/>
-          </w:tcPr>
-          <w:p>
-            <w:pPr>
-              <w:pStyle w:val="TableParagraph"/>
-              <w:spacing w:before="58"/>
-              <w:ind w:left="2682" w:right="2627"/>
-              <w:jc w:val="center"/>
-            </w:pPr>
-            <w:r>
-              <w:t>Supervisor</w:t>
-            </w:r>
-            <w:r>
-              <w:rPr>
-                <w:spacing w:val="-1"/>
-              </w:rPr>
-              <w:t xml:space="preserve"> </w:t>
-            </w:r>
-            <w:r>
-              <w:t>Ejecutor</w:t>
-            </w:r>
-            <w:r>
-              <w:rPr>
-                <w:spacing w:val="-1"/>
-              </w:rPr>
-              <w:t xml:space="preserve"> </w:t>
-            </w:r>
-            <w:r>
-              <w:t>o</w:t>
-            </w:r>
-            <w:r>
-              <w:rPr>
-                <w:spacing w:val="1"/>
-              </w:rPr>
-              <w:t xml:space="preserve"> </w:t>
-            </w:r>
-            <w:r>
-              <w:t>Responsable</w:t>
-            </w:r>
-            <w:r>
-              <w:rPr>
-                <w:spacing w:val="-1"/>
-              </w:rPr>
-              <w:t xml:space="preserve"> </w:t>
-            </w:r>
-            <w:r>
-              <w:t>de</w:t>
-            </w:r>
-            <w:r>
-              <w:rPr>
-                <w:spacing w:val="-1"/>
-              </w:rPr>
-              <w:t xml:space="preserve"> </w:t>
-            </w:r>
-            <w:r>
-              <w:t>Trabajo</w:t>
-            </w:r>
-          </w:p>
-        </w:tc>
-      </w:tr>
-      <w:tr>
-        <w:trPr>
-          <w:trHeight w:val="328"/>
-        </w:trPr>
-        <w:tc>
-          <w:tcPr>
-            <w:tcW w:w="4575" w:type="dxa"/>
-            <w:gridSpan w:val="2"/>
-            <w:tcBorders>
-              <w:top w:val="single" w:sz="8" w:space="0" w:color="000000"/>
-              <w:left w:val="single" w:sz="18" w:space="0" w:color="000000"/>
-              <w:bottom w:val="single" w:sz="8" w:space="0" w:color="000000"/>
-              <w:right w:val="single" w:sz="8" w:space="0" w:color="000000"/>
-            </w:tcBorders>
-          </w:tcPr>
-          <w:p>
-            <w:pPr>
-              <w:jc w:val="center"/>
-            </w:pPr>
-            <w:r>
-              <w:t>Nombre</w:t>
-            </w:r>
-          </w:p>
-        </w:tc>
-        <w:tc>
-          <w:tcPr>
-            <w:tcW w:w="3056" w:type="dxa"/>
-            <w:tcBorders>
-              <w:top w:val="single" w:sz="8" w:space="0" w:color="000000"/>
-              <w:left w:val="single" w:sz="8" w:space="0" w:color="000000"/>
-              <w:bottom w:val="single" w:sz="8" w:space="0" w:color="000000"/>
-              <w:right w:val="single" w:sz="8" w:space="0" w:color="000000"/>
-            </w:tcBorders>
-          </w:tcPr>
-          <w:p>
-            <w:pPr>
-              <w:jc w:val="center"/>
-              <w:rPr>
-                <w:rFonts w:ascii="Arial" w:hAnsi="Arial" w:cs="Arial"/>
-              </w:rPr>
-            </w:pPr>
-            <w:r>
-              <w:rPr>
-                <w:rFonts w:ascii="Arial" w:hAnsi="Arial" w:cs="Arial"/>
-              </w:rPr>
-              <w:t>Fecha</w:t>
-            </w:r>
-          </w:p>
-        </w:tc>
-        <w:tc>
-          <w:tcPr>
-            <w:tcW w:w="3008" w:type="dxa"/>
-            <w:tcBorders>
-              <w:top w:val="single" w:sz="8" w:space="0" w:color="000000"/>
-              <w:left w:val="single" w:sz="8" w:space="0" w:color="000000"/>
-              <w:bottom w:val="single" w:sz="8" w:space="0" w:color="000000"/>
-              <w:right w:val="single" w:sz="18" w:space="0" w:color="000000"/>
-            </w:tcBorders>
-          </w:tcPr>
-          <w:p>
-            <w:pPr>
-              <w:jc w:val="center"/>
-              <w:rPr>
-                <w:rFonts w:ascii="Arial" w:hAnsi="Arial" w:cs="Arial"/>
-              </w:rPr>
-            </w:pPr>
-            <w:r>
-              <w:rPr>
-                <w:rFonts w:ascii="Arial" w:hAnsi="Arial" w:cs="Arial"/>
-              </w:rPr>
-              <w:t>Firma</w:t>
-            </w:r>
-          </w:p>
-        </w:tc>
-      </w:tr>
-      <w:tr>
-        <w:trPr>
-          <w:trHeight w:val="572"/>
-        </w:trPr>
-        <w:tc>
-          <w:tcPr>
-            <w:tcW w:w="4575" w:type="dxa"/>
-            <w:gridSpan w:val="2"/>
-            <w:tcBorders>
-              <w:top w:val="single" w:sz="8" w:space="0" w:color="000000"/>
-              <w:left w:val="single" w:sz="18" w:space="0" w:color="000000"/>
-              <w:bottom w:val="single" w:sz="18" w:space="0" w:color="000000"/>
-              <w:right w:val="single" w:sz="8" w:space="0" w:color="000000"/>
-            </w:tcBorders>
-            <w:vAlign w:val="center"/>
-          </w:tcPr>
-          <w:p>
-            <w:pPr>
-              <w:pStyle w:val="TableParagraph"/>
-              <w:jc w:val="center"/>
-              <w:rPr>
-                <w:rFonts w:ascii="Times New Roman" w:hAnsi="Times New Roman"/>
-                <w:sz w:val="20"/>
-              </w:rPr>
-            </w:pPr>
-          </w:p>
-        </w:tc>
-        <w:tc>
-          <w:tcPr>
-            <w:tcW w:w="3056" w:type="dxa"/>
-            <w:tcBorders>
-              <w:top w:val="single" w:sz="8" w:space="0" w:color="000000"/>
-              <w:left w:val="single" w:sz="8" w:space="0" w:color="000000"/>
-              <w:bottom w:val="single" w:sz="18" w:space="0" w:color="000000"/>
-              <w:right w:val="single" w:sz="8" w:space="0" w:color="000000"/>
-            </w:tcBorders>
-            <w:vAlign w:val="center"/>
-          </w:tcPr>
-          <w:p>
-            <w:pPr>
-              <w:pStyle w:val="TableParagraph"/>
-              <w:jc w:val="center"/>
-              <w:rPr>
-                <w:rFonts w:ascii="Times New Roman" w:hAnsi="Times New Roman"/>
-                <w:sz w:val="20"/>
-              </w:rPr>
-            </w:pPr>
-          </w:p>
-        </w:tc>
-        <w:tc>
-          <w:tcPr>
-            <w:tcW w:w="3008" w:type="dxa"/>
-            <w:tcBorders>
-              <w:top w:val="single" w:sz="8" w:space="0" w:color="000000"/>
-              <w:left w:val="single" w:sz="8" w:space="0" w:color="000000"/>
-              <w:bottom w:val="single" w:sz="18" w:space="0" w:color="000000"/>
-              <w:right w:val="single" w:sz="18" w:space="0" w:color="000000"/>
-            </w:tcBorders>
-            <w:vAlign w:val="center"/>
-          </w:tcPr>
-          <w:p>
-            <w:pPr>
-              <w:pStyle w:val="TableParagraph"/>
-              <w:jc w:val="center"/>
-            </w:pPr>
           </w:p>
         </w:tc>
       </w:tr>
